--- a/docs/assets/bestanden/Releasenotes Areaaldata.docx
+++ b/docs/assets/bestanden/Releasenotes Areaaldata.docx
@@ -90,19 +90,20 @@
         <w:t xml:space="preserve">Betere conversie naar beheerapplicaties (intern) en vanuit as-builtgegevens (extern) </w:t>
       </w:r>
     </w:p>
-    <w:p>
+    <w:p w14:noSpellErr="1">
       <w:pPr>
         <w:pStyle w:val="Lijstalinea"/>
         <w:numPr>
           <w:ilvl w:val="0"/>
           <w:numId w:val="2"/>
         </w:numPr>
-      </w:pPr>
-      <w:r>
+        <w:rPr/>
+      </w:pPr>
+      <w:r>
+        <w:rPr/>
         <w:t>Nomenclatuur breed gedragen binnen het werkveld van de gebouwde omgeving</w:t>
       </w:r>
     </w:p>
-    <w:p/>
     <w:p>
       <w:pPr>
         <w:pStyle w:val="Kop2"/>
@@ -132,13 +133,18 @@
       </w:r>
     </w:p>
     <w:p>
+      <w:pPr>
+        <w:rPr>
+          <w:rFonts w:eastAsia="Times New Roman" w:cs="Times New Roman"/>
+        </w:rPr>
+      </w:pPr>
       <w:r>
         <w:rPr>
           <w:rFonts w:eastAsia="Times New Roman" w:cs="Times New Roman"/>
         </w:rPr>
         <w:t xml:space="preserve">Er is ook een </w:t>
       </w:r>
-      <w:hyperlink r:id="rId12" w:history="1">
+      <w:hyperlink r:id="R546afef4777447bf">
         <w:r>
           <w:rPr>
             <w:rStyle w:val="Hyperlink"/>
@@ -158,7 +164,31 @@
         <w:rPr>
           <w:rFonts w:eastAsia="Times New Roman" w:cs="Times New Roman"/>
         </w:rPr>
-        <w:t xml:space="preserve"> op attribuutniveau ontwikkeld. Dit overzicht is informatief aangaande d</w:t>
+        <w:t xml:space="preserve"> op </w:t>
+      </w:r>
+      <w:r>
+        <w:rPr>
+          <w:rFonts w:eastAsia="Times New Roman" w:cs="Times New Roman"/>
+        </w:rPr>
+        <w:t>objecttype</w:t>
+      </w:r>
+      <w:r>
+        <w:rPr>
+          <w:rFonts w:eastAsia="Times New Roman" w:cs="Times New Roman"/>
+        </w:rPr>
+        <w:t xml:space="preserve"> ontwikkeld. Dit overzicht is informatief </w:t>
+      </w:r>
+      <w:r>
+        <w:rPr>
+          <w:rFonts w:eastAsia="Times New Roman" w:cs="Times New Roman"/>
+        </w:rPr>
+        <w:t>aangaande</w:t>
+      </w:r>
+      <w:r>
+        <w:rPr>
+          <w:rFonts w:eastAsia="Times New Roman" w:cs="Times New Roman"/>
+        </w:rPr>
+        <w:t xml:space="preserve"> d</w:t>
       </w:r>
       <w:r>
         <w:rPr>
@@ -184,14 +214,12 @@
         </w:rPr>
         <w:t xml:space="preserve">In dit </w:t>
       </w:r>
-      <w:proofErr w:type="spellStart"/>
       <w:r>
         <w:rPr>
           <w:rFonts w:eastAsia="Times New Roman" w:cs="Times New Roman"/>
         </w:rPr>
         <w:t>excel</w:t>
       </w:r>
-      <w:proofErr w:type="spellEnd"/>
       <w:r>
         <w:rPr>
           <w:rFonts w:eastAsia="Times New Roman" w:cs="Times New Roman"/>
@@ -204,14 +232,12 @@
         </w:rPr>
         <w:t xml:space="preserve"> (</w:t>
       </w:r>
-      <w:proofErr w:type="spellStart"/>
       <w:r>
         <w:rPr>
           <w:rFonts w:eastAsia="Times New Roman" w:cs="Times New Roman"/>
         </w:rPr>
         <w:t>DefQuerie</w:t>
       </w:r>
-      <w:proofErr w:type="spellEnd"/>
       <w:r>
         <w:rPr>
           <w:rFonts w:eastAsia="Times New Roman" w:cs="Times New Roman"/>
@@ -222,13 +248,7 @@
         <w:rPr>
           <w:rFonts w:eastAsia="Times New Roman" w:cs="Times New Roman"/>
         </w:rPr>
-        <w:t xml:space="preserve">  en attributen</w:t>
-      </w:r>
-      <w:r>
-        <w:rPr>
-          <w:rFonts w:eastAsia="Times New Roman" w:cs="Times New Roman"/>
-        </w:rPr>
-        <w:t xml:space="preserve"> (Dataflow)</w:t>
+        <w:t>.</w:t>
       </w:r>
     </w:p>
     <w:p>
@@ -545,7 +565,7 @@
     <w:p/>
     <w:p/>
     <w:sectPr>
-      <w:pgSz w:w="11906" w:h="16838"/>
+      <w:pgSz w:w="11906" w:h="16838" w:orient="portrait"/>
       <w:pgMar w:top="1440" w:right="1440" w:bottom="1440" w:left="1440" w:header="708" w:footer="708" w:gutter="0"/>
       <w:cols w:space="708"/>
       <w:docGrid w:linePitch="360"/>
@@ -569,7 +589,7 @@
         <w:ind w:left="720" w:hanging="360"/>
       </w:pPr>
       <w:rPr>
-        <w:rFonts w:ascii="Symbol" w:hAnsi="Symbol" w:hint="default"/>
+        <w:rFonts w:hint="default" w:ascii="Symbol" w:hAnsi="Symbol"/>
       </w:rPr>
     </w:lvl>
     <w:lvl w:ilvl="1" w:tplc="8C087C38">
@@ -581,7 +601,7 @@
         <w:ind w:left="1440" w:hanging="360"/>
       </w:pPr>
       <w:rPr>
-        <w:rFonts w:ascii="Courier New" w:hAnsi="Courier New" w:hint="default"/>
+        <w:rFonts w:hint="default" w:ascii="Courier New" w:hAnsi="Courier New"/>
       </w:rPr>
     </w:lvl>
     <w:lvl w:ilvl="2" w:tplc="D2222054">
@@ -593,7 +613,7 @@
         <w:ind w:left="2160" w:hanging="360"/>
       </w:pPr>
       <w:rPr>
-        <w:rFonts w:ascii="Wingdings" w:hAnsi="Wingdings" w:hint="default"/>
+        <w:rFonts w:hint="default" w:ascii="Wingdings" w:hAnsi="Wingdings"/>
       </w:rPr>
     </w:lvl>
     <w:lvl w:ilvl="3" w:tplc="794E4076">
@@ -605,7 +625,7 @@
         <w:ind w:left="2880" w:hanging="360"/>
       </w:pPr>
       <w:rPr>
-        <w:rFonts w:ascii="Symbol" w:hAnsi="Symbol" w:hint="default"/>
+        <w:rFonts w:hint="default" w:ascii="Symbol" w:hAnsi="Symbol"/>
       </w:rPr>
     </w:lvl>
     <w:lvl w:ilvl="4" w:tplc="4766A980">
@@ -617,7 +637,7 @@
         <w:ind w:left="3600" w:hanging="360"/>
       </w:pPr>
       <w:rPr>
-        <w:rFonts w:ascii="Courier New" w:hAnsi="Courier New" w:hint="default"/>
+        <w:rFonts w:hint="default" w:ascii="Courier New" w:hAnsi="Courier New"/>
       </w:rPr>
     </w:lvl>
     <w:lvl w:ilvl="5" w:tplc="0D3C3D08">
@@ -629,7 +649,7 @@
         <w:ind w:left="4320" w:hanging="360"/>
       </w:pPr>
       <w:rPr>
-        <w:rFonts w:ascii="Wingdings" w:hAnsi="Wingdings" w:hint="default"/>
+        <w:rFonts w:hint="default" w:ascii="Wingdings" w:hAnsi="Wingdings"/>
       </w:rPr>
     </w:lvl>
     <w:lvl w:ilvl="6" w:tplc="B7E2DA22">
@@ -641,7 +661,7 @@
         <w:ind w:left="5040" w:hanging="360"/>
       </w:pPr>
       <w:rPr>
-        <w:rFonts w:ascii="Symbol" w:hAnsi="Symbol" w:hint="default"/>
+        <w:rFonts w:hint="default" w:ascii="Symbol" w:hAnsi="Symbol"/>
       </w:rPr>
     </w:lvl>
     <w:lvl w:ilvl="7" w:tplc="011A87B6">
@@ -653,7 +673,7 @@
         <w:ind w:left="5760" w:hanging="360"/>
       </w:pPr>
       <w:rPr>
-        <w:rFonts w:ascii="Courier New" w:hAnsi="Courier New" w:hint="default"/>
+        <w:rFonts w:hint="default" w:ascii="Courier New" w:hAnsi="Courier New"/>
       </w:rPr>
     </w:lvl>
     <w:lvl w:ilvl="8" w:tplc="F51A680A">
@@ -665,7 +685,7 @@
         <w:ind w:left="6480" w:hanging="360"/>
       </w:pPr>
       <w:rPr>
-        <w:rFonts w:ascii="Wingdings" w:hAnsi="Wingdings" w:hint="default"/>
+        <w:rFonts w:hint="default" w:ascii="Wingdings" w:hAnsi="Wingdings"/>
       </w:rPr>
     </w:lvl>
   </w:abstractNum>
@@ -682,7 +702,7 @@
         <w:ind w:left="720" w:hanging="360"/>
       </w:pPr>
       <w:rPr>
-        <w:rFonts w:ascii="Symbol" w:hAnsi="Symbol" w:hint="default"/>
+        <w:rFonts w:hint="default" w:ascii="Symbol" w:hAnsi="Symbol"/>
       </w:rPr>
     </w:lvl>
     <w:lvl w:ilvl="1" w:tplc="9E12A5CC">
@@ -694,7 +714,7 @@
         <w:ind w:left="1440" w:hanging="360"/>
       </w:pPr>
       <w:rPr>
-        <w:rFonts w:ascii="Courier New" w:hAnsi="Courier New" w:hint="default"/>
+        <w:rFonts w:hint="default" w:ascii="Courier New" w:hAnsi="Courier New"/>
       </w:rPr>
     </w:lvl>
     <w:lvl w:ilvl="2" w:tplc="2D941658">
@@ -706,7 +726,7 @@
         <w:ind w:left="2160" w:hanging="360"/>
       </w:pPr>
       <w:rPr>
-        <w:rFonts w:ascii="Wingdings" w:hAnsi="Wingdings" w:hint="default"/>
+        <w:rFonts w:hint="default" w:ascii="Wingdings" w:hAnsi="Wingdings"/>
       </w:rPr>
     </w:lvl>
     <w:lvl w:ilvl="3" w:tplc="82BCFA44">
@@ -718,7 +738,7 @@
         <w:ind w:left="2880" w:hanging="360"/>
       </w:pPr>
       <w:rPr>
-        <w:rFonts w:ascii="Symbol" w:hAnsi="Symbol" w:hint="default"/>
+        <w:rFonts w:hint="default" w:ascii="Symbol" w:hAnsi="Symbol"/>
       </w:rPr>
     </w:lvl>
     <w:lvl w:ilvl="4" w:tplc="965CF464">
@@ -730,7 +750,7 @@
         <w:ind w:left="3600" w:hanging="360"/>
       </w:pPr>
       <w:rPr>
-        <w:rFonts w:ascii="Courier New" w:hAnsi="Courier New" w:hint="default"/>
+        <w:rFonts w:hint="default" w:ascii="Courier New" w:hAnsi="Courier New"/>
       </w:rPr>
     </w:lvl>
     <w:lvl w:ilvl="5" w:tplc="2E480C02">
@@ -742,7 +762,7 @@
         <w:ind w:left="4320" w:hanging="360"/>
       </w:pPr>
       <w:rPr>
-        <w:rFonts w:ascii="Wingdings" w:hAnsi="Wingdings" w:hint="default"/>
+        <w:rFonts w:hint="default" w:ascii="Wingdings" w:hAnsi="Wingdings"/>
       </w:rPr>
     </w:lvl>
     <w:lvl w:ilvl="6" w:tplc="2AF08C24">
@@ -754,7 +774,7 @@
         <w:ind w:left="5040" w:hanging="360"/>
       </w:pPr>
       <w:rPr>
-        <w:rFonts w:ascii="Symbol" w:hAnsi="Symbol" w:hint="default"/>
+        <w:rFonts w:hint="default" w:ascii="Symbol" w:hAnsi="Symbol"/>
       </w:rPr>
     </w:lvl>
     <w:lvl w:ilvl="7" w:tplc="BF781232">
@@ -766,7 +786,7 @@
         <w:ind w:left="5760" w:hanging="360"/>
       </w:pPr>
       <w:rPr>
-        <w:rFonts w:ascii="Courier New" w:hAnsi="Courier New" w:hint="default"/>
+        <w:rFonts w:hint="default" w:ascii="Courier New" w:hAnsi="Courier New"/>
       </w:rPr>
     </w:lvl>
     <w:lvl w:ilvl="8" w:tplc="66ECDFEE">
@@ -778,7 +798,7 @@
         <w:ind w:left="6480" w:hanging="360"/>
       </w:pPr>
       <w:rPr>
-        <w:rFonts w:ascii="Wingdings" w:hAnsi="Wingdings" w:hint="default"/>
+        <w:rFonts w:hint="default" w:ascii="Wingdings" w:hAnsi="Wingdings"/>
       </w:rPr>
     </w:lvl>
   </w:abstractNum>
@@ -796,7 +816,7 @@
   <w:docDefaults>
     <w:rPrDefault>
       <w:rPr>
-        <w:rFonts w:asciiTheme="minorHAnsi" w:eastAsiaTheme="minorHAnsi" w:hAnsiTheme="minorHAnsi" w:cstheme="minorBidi"/>
+        <w:rFonts w:asciiTheme="minorHAnsi" w:hAnsiTheme="minorHAnsi" w:eastAsiaTheme="minorHAnsi" w:cstheme="minorBidi"/>
         <w:sz w:val="24"/>
         <w:szCs w:val="24"/>
         <w:lang w:val="nl-NL" w:eastAsia="en-US" w:bidi="ar-SA"/>
@@ -811,14 +831,14 @@
   <w:latentStyles w:defLockedState="0" w:defUIPriority="99" w:defSemiHidden="0" w:defUnhideWhenUsed="0" w:defQFormat="0" w:count="376">
     <w:lsdException w:name="Normal" w:uiPriority="0" w:qFormat="1"/>
     <w:lsdException w:name="heading 1" w:uiPriority="9" w:qFormat="1"/>
-    <w:lsdException w:name="heading 2" w:semiHidden="1" w:uiPriority="9" w:unhideWhenUsed="1" w:qFormat="1"/>
-    <w:lsdException w:name="heading 3" w:semiHidden="1" w:uiPriority="9" w:unhideWhenUsed="1" w:qFormat="1"/>
-    <w:lsdException w:name="heading 4" w:semiHidden="1" w:uiPriority="9" w:unhideWhenUsed="1" w:qFormat="1"/>
-    <w:lsdException w:name="heading 5" w:semiHidden="1" w:uiPriority="9" w:unhideWhenUsed="1" w:qFormat="1"/>
-    <w:lsdException w:name="heading 6" w:semiHidden="1" w:uiPriority="9" w:unhideWhenUsed="1" w:qFormat="1"/>
-    <w:lsdException w:name="heading 7" w:semiHidden="1" w:uiPriority="9" w:unhideWhenUsed="1" w:qFormat="1"/>
-    <w:lsdException w:name="heading 8" w:semiHidden="1" w:uiPriority="9" w:unhideWhenUsed="1" w:qFormat="1"/>
-    <w:lsdException w:name="heading 9" w:semiHidden="1" w:uiPriority="9" w:unhideWhenUsed="1" w:qFormat="1"/>
+    <w:lsdException w:name="heading 2" w:uiPriority="9" w:semiHidden="1" w:unhideWhenUsed="1" w:qFormat="1"/>
+    <w:lsdException w:name="heading 3" w:uiPriority="9" w:semiHidden="1" w:unhideWhenUsed="1" w:qFormat="1"/>
+    <w:lsdException w:name="heading 4" w:uiPriority="9" w:semiHidden="1" w:unhideWhenUsed="1" w:qFormat="1"/>
+    <w:lsdException w:name="heading 5" w:uiPriority="9" w:semiHidden="1" w:unhideWhenUsed="1" w:qFormat="1"/>
+    <w:lsdException w:name="heading 6" w:uiPriority="9" w:semiHidden="1" w:unhideWhenUsed="1" w:qFormat="1"/>
+    <w:lsdException w:name="heading 7" w:uiPriority="9" w:semiHidden="1" w:unhideWhenUsed="1" w:qFormat="1"/>
+    <w:lsdException w:name="heading 8" w:uiPriority="9" w:semiHidden="1" w:unhideWhenUsed="1" w:qFormat="1"/>
+    <w:lsdException w:name="heading 9" w:uiPriority="9" w:semiHidden="1" w:unhideWhenUsed="1" w:qFormat="1"/>
     <w:lsdException w:name="index 1" w:semiHidden="1" w:unhideWhenUsed="1"/>
     <w:lsdException w:name="index 2" w:semiHidden="1" w:unhideWhenUsed="1"/>
     <w:lsdException w:name="index 3" w:semiHidden="1" w:unhideWhenUsed="1"/>
@@ -828,22 +848,22 @@
     <w:lsdException w:name="index 7" w:semiHidden="1" w:unhideWhenUsed="1"/>
     <w:lsdException w:name="index 8" w:semiHidden="1" w:unhideWhenUsed="1"/>
     <w:lsdException w:name="index 9" w:semiHidden="1" w:unhideWhenUsed="1"/>
-    <w:lsdException w:name="toc 1" w:semiHidden="1" w:uiPriority="39" w:unhideWhenUsed="1"/>
-    <w:lsdException w:name="toc 2" w:semiHidden="1" w:uiPriority="39" w:unhideWhenUsed="1"/>
-    <w:lsdException w:name="toc 3" w:semiHidden="1" w:uiPriority="39" w:unhideWhenUsed="1"/>
-    <w:lsdException w:name="toc 4" w:semiHidden="1" w:uiPriority="39" w:unhideWhenUsed="1"/>
-    <w:lsdException w:name="toc 5" w:semiHidden="1" w:uiPriority="39" w:unhideWhenUsed="1"/>
-    <w:lsdException w:name="toc 6" w:semiHidden="1" w:uiPriority="39" w:unhideWhenUsed="1"/>
-    <w:lsdException w:name="toc 7" w:semiHidden="1" w:uiPriority="39" w:unhideWhenUsed="1"/>
-    <w:lsdException w:name="toc 8" w:semiHidden="1" w:uiPriority="39" w:unhideWhenUsed="1"/>
-    <w:lsdException w:name="toc 9" w:semiHidden="1" w:uiPriority="39" w:unhideWhenUsed="1"/>
+    <w:lsdException w:name="toc 1" w:uiPriority="39" w:semiHidden="1" w:unhideWhenUsed="1"/>
+    <w:lsdException w:name="toc 2" w:uiPriority="39" w:semiHidden="1" w:unhideWhenUsed="1"/>
+    <w:lsdException w:name="toc 3" w:uiPriority="39" w:semiHidden="1" w:unhideWhenUsed="1"/>
+    <w:lsdException w:name="toc 4" w:uiPriority="39" w:semiHidden="1" w:unhideWhenUsed="1"/>
+    <w:lsdException w:name="toc 5" w:uiPriority="39" w:semiHidden="1" w:unhideWhenUsed="1"/>
+    <w:lsdException w:name="toc 6" w:uiPriority="39" w:semiHidden="1" w:unhideWhenUsed="1"/>
+    <w:lsdException w:name="toc 7" w:uiPriority="39" w:semiHidden="1" w:unhideWhenUsed="1"/>
+    <w:lsdException w:name="toc 8" w:uiPriority="39" w:semiHidden="1" w:unhideWhenUsed="1"/>
+    <w:lsdException w:name="toc 9" w:uiPriority="39" w:semiHidden="1" w:unhideWhenUsed="1"/>
     <w:lsdException w:name="Normal Indent" w:semiHidden="1" w:unhideWhenUsed="1"/>
     <w:lsdException w:name="footnote text" w:semiHidden="1" w:unhideWhenUsed="1"/>
     <w:lsdException w:name="annotation text" w:semiHidden="1" w:unhideWhenUsed="1"/>
     <w:lsdException w:name="header" w:semiHidden="1" w:unhideWhenUsed="1"/>
     <w:lsdException w:name="footer" w:semiHidden="1" w:unhideWhenUsed="1"/>
     <w:lsdException w:name="index heading" w:semiHidden="1" w:unhideWhenUsed="1"/>
-    <w:lsdException w:name="caption" w:semiHidden="1" w:uiPriority="35" w:unhideWhenUsed="1" w:qFormat="1"/>
+    <w:lsdException w:name="caption" w:uiPriority="35" w:semiHidden="1" w:unhideWhenUsed="1" w:qFormat="1"/>
     <w:lsdException w:name="table of figures" w:semiHidden="1" w:unhideWhenUsed="1"/>
     <w:lsdException w:name="envelope address" w:semiHidden="1" w:unhideWhenUsed="1"/>
     <w:lsdException w:name="envelope return" w:semiHidden="1" w:unhideWhenUsed="1"/>
@@ -874,7 +894,7 @@
     <w:lsdException w:name="Title" w:uiPriority="10" w:qFormat="1"/>
     <w:lsdException w:name="Closing" w:semiHidden="1" w:unhideWhenUsed="1"/>
     <w:lsdException w:name="Signature" w:semiHidden="1" w:unhideWhenUsed="1"/>
-    <w:lsdException w:name="Default Paragraph Font" w:semiHidden="1" w:uiPriority="1" w:unhideWhenUsed="1"/>
+    <w:lsdException w:name="Default Paragraph Font" w:uiPriority="1" w:semiHidden="1" w:unhideWhenUsed="1"/>
     <w:lsdException w:name="Body Text" w:semiHidden="1" w:unhideWhenUsed="1"/>
     <w:lsdException w:name="Body Text Indent" w:semiHidden="1" w:unhideWhenUsed="1"/>
     <w:lsdException w:name="List Continue" w:semiHidden="1" w:unhideWhenUsed="1"/>
@@ -1074,8 +1094,8 @@
     <w:lsdException w:name="Subtle Reference" w:uiPriority="31" w:qFormat="1"/>
     <w:lsdException w:name="Intense Reference" w:uiPriority="32" w:qFormat="1"/>
     <w:lsdException w:name="Book Title" w:uiPriority="33" w:qFormat="1"/>
-    <w:lsdException w:name="Bibliography" w:semiHidden="1" w:uiPriority="37" w:unhideWhenUsed="1"/>
-    <w:lsdException w:name="TOC Heading" w:semiHidden="1" w:uiPriority="39" w:unhideWhenUsed="1" w:qFormat="1"/>
+    <w:lsdException w:name="Bibliography" w:uiPriority="37" w:semiHidden="1" w:unhideWhenUsed="1"/>
+    <w:lsdException w:name="TOC Heading" w:uiPriority="39" w:semiHidden="1" w:unhideWhenUsed="1" w:qFormat="1"/>
     <w:lsdException w:name="Plain Table 1" w:uiPriority="41"/>
     <w:lsdException w:name="Plain Table 2" w:uiPriority="42"/>
     <w:lsdException w:name="Plain Table 3" w:uiPriority="43"/>
@@ -1186,7 +1206,7 @@
     <w:lsdException w:name="Unresolved Mention" w:semiHidden="1" w:unhideWhenUsed="1"/>
     <w:lsdException w:name="Smart Link" w:semiHidden="1" w:unhideWhenUsed="1"/>
   </w:latentStyles>
-  <w:style w:type="paragraph" w:default="1" w:styleId="Standaard">
+  <w:style w:type="paragraph" w:styleId="Standaard" w:default="1">
     <w:name w:val="Normal"/>
     <w:qFormat/>
   </w:style>
@@ -1204,7 +1224,7 @@
       <w:outlineLvl w:val="0"/>
     </w:pPr>
     <w:rPr>
-      <w:rFonts w:asciiTheme="majorHAnsi" w:eastAsiaTheme="majorEastAsia" w:hAnsiTheme="majorHAnsi" w:cstheme="majorBidi"/>
+      <w:rFonts w:asciiTheme="majorHAnsi" w:hAnsiTheme="majorHAnsi" w:eastAsiaTheme="majorEastAsia" w:cstheme="majorBidi"/>
       <w:color w:val="0F4761" w:themeColor="accent1" w:themeShade="BF"/>
       <w:sz w:val="40"/>
       <w:szCs w:val="40"/>
@@ -1225,19 +1245,19 @@
       <w:outlineLvl w:val="1"/>
     </w:pPr>
     <w:rPr>
-      <w:rFonts w:asciiTheme="majorHAnsi" w:eastAsiaTheme="majorEastAsia" w:hAnsiTheme="majorHAnsi" w:cstheme="majorBidi"/>
+      <w:rFonts w:asciiTheme="majorHAnsi" w:hAnsiTheme="majorHAnsi" w:eastAsiaTheme="majorEastAsia" w:cstheme="majorBidi"/>
       <w:color w:val="0F4761" w:themeColor="accent1" w:themeShade="BF"/>
       <w:sz w:val="32"/>
       <w:szCs w:val="32"/>
     </w:rPr>
   </w:style>
-  <w:style w:type="character" w:default="1" w:styleId="Standaardalinea-lettertype">
+  <w:style w:type="character" w:styleId="Standaardalinea-lettertype" w:default="1">
     <w:name w:val="Default Paragraph Font"/>
     <w:uiPriority w:val="1"/>
     <w:semiHidden/>
     <w:unhideWhenUsed/>
   </w:style>
-  <w:style w:type="table" w:default="1" w:styleId="Standaardtabel">
+  <w:style w:type="table" w:styleId="Standaardtabel" w:default="1">
     <w:name w:val="Normal Table"/>
     <w:uiPriority w:val="99"/>
     <w:semiHidden/>
@@ -1252,7 +1272,7 @@
       </w:tblCellMar>
     </w:tblPr>
   </w:style>
-  <w:style w:type="numbering" w:default="1" w:styleId="Geenlijst">
+  <w:style w:type="numbering" w:styleId="Geenlijst" w:default="1">
     <w:name w:val="No List"/>
     <w:uiPriority w:val="99"/>
     <w:semiHidden/>
@@ -1270,7 +1290,7 @@
       <w:contextualSpacing/>
     </w:pPr>
     <w:rPr>
-      <w:rFonts w:asciiTheme="majorHAnsi" w:eastAsiaTheme="majorEastAsia" w:hAnsiTheme="majorHAnsi" w:cstheme="majorBidi"/>
+      <w:rFonts w:asciiTheme="majorHAnsi" w:hAnsiTheme="majorHAnsi" w:eastAsiaTheme="majorEastAsia" w:cstheme="majorBidi"/>
       <w:sz w:val="56"/>
       <w:szCs w:val="56"/>
     </w:rPr>
@@ -1313,7 +1333,7 @@
 </file>
 
 <file path=word/theme/theme1.xml><?xml version="1.0" encoding="utf-8"?>
-<a:theme xmlns:a="http://schemas.openxmlformats.org/drawingml/2006/main" name="Office Theme">
+<a:theme xmlns:a="http://schemas.openxmlformats.org/drawingml/2006/main" xmlns:thm15="http://schemas.microsoft.com/office/thememl/2012/main" name="Office Theme">
   <a:themeElements>
     <a:clrScheme name="Office">
       <a:dk1>

--- a/docs/assets/bestanden/Releasenotes Areaaldata.docx
+++ b/docs/assets/bestanden/Releasenotes Areaaldata.docx
@@ -6,13 +6,8 @@
       <w:pPr>
         <w:pStyle w:val="Titel"/>
       </w:pPr>
-      <w:proofErr w:type="spellStart"/>
-      <w:r>
-        <w:t>Releasenotes</w:t>
-      </w:r>
-      <w:proofErr w:type="spellEnd"/>
-      <w:r>
-        <w:t xml:space="preserve"> Areaaldata</w:t>
+      <w:r>
+        <w:t>Releasenotes Areaaldata</w:t>
       </w:r>
     </w:p>
     <w:p>
@@ -90,17 +85,15 @@
         <w:t xml:space="preserve">Betere conversie naar beheerapplicaties (intern) en vanuit as-builtgegevens (extern) </w:t>
       </w:r>
     </w:p>
-    <w:p w14:noSpellErr="1">
+    <w:p>
       <w:pPr>
         <w:pStyle w:val="Lijstalinea"/>
         <w:numPr>
           <w:ilvl w:val="0"/>
           <w:numId w:val="2"/>
         </w:numPr>
-        <w:rPr/>
-      </w:pPr>
-      <w:r>
-        <w:rPr/>
+      </w:pPr>
+      <w:r>
         <w:t>Nomenclatuur breed gedragen binnen het werkveld van de gebouwde omgeving</w:t>
       </w:r>
     </w:p>
@@ -144,7 +137,7 @@
         </w:rPr>
         <w:t xml:space="preserve">Er is ook een </w:t>
       </w:r>
-      <w:hyperlink r:id="R546afef4777447bf">
+      <w:hyperlink r:id="rId12">
         <w:r>
           <w:rPr>
             <w:rStyle w:val="Hyperlink"/>
@@ -176,19 +169,7 @@
         <w:rPr>
           <w:rFonts w:eastAsia="Times New Roman" w:cs="Times New Roman"/>
         </w:rPr>
-        <w:t xml:space="preserve"> ontwikkeld. Dit overzicht is informatief </w:t>
-      </w:r>
-      <w:r>
-        <w:rPr>
-          <w:rFonts w:eastAsia="Times New Roman" w:cs="Times New Roman"/>
-        </w:rPr>
-        <w:t>aangaande</w:t>
-      </w:r>
-      <w:r>
-        <w:rPr>
-          <w:rFonts w:eastAsia="Times New Roman" w:cs="Times New Roman"/>
-        </w:rPr>
-        <w:t xml:space="preserve"> d</w:t>
+        <w:t xml:space="preserve"> ontwikkeld. Dit overzicht is informatief aangaande d</w:t>
       </w:r>
       <w:r>
         <w:rPr>
@@ -212,37 +193,7 @@
         <w:rPr>
           <w:rFonts w:eastAsia="Times New Roman" w:cs="Times New Roman"/>
         </w:rPr>
-        <w:t xml:space="preserve">In dit </w:t>
-      </w:r>
-      <w:r>
-        <w:rPr>
-          <w:rFonts w:eastAsia="Times New Roman" w:cs="Times New Roman"/>
-        </w:rPr>
-        <w:t>excel</w:t>
-      </w:r>
-      <w:r>
-        <w:rPr>
-          <w:rFonts w:eastAsia="Times New Roman" w:cs="Times New Roman"/>
-        </w:rPr>
-        <w:t>-bestand staan de was-wordt weergegeven voor featureclasses</w:t>
-      </w:r>
-      <w:r>
-        <w:rPr>
-          <w:rFonts w:eastAsia="Times New Roman" w:cs="Times New Roman"/>
-        </w:rPr>
-        <w:t xml:space="preserve"> (</w:t>
-      </w:r>
-      <w:r>
-        <w:rPr>
-          <w:rFonts w:eastAsia="Times New Roman" w:cs="Times New Roman"/>
-        </w:rPr>
-        <w:t>DefQuerie</w:t>
-      </w:r>
-      <w:r>
-        <w:rPr>
-          <w:rFonts w:eastAsia="Times New Roman" w:cs="Times New Roman"/>
-        </w:rPr>
-        <w:t>)</w:t>
+        <w:t>In dit excel-bestand staan de was-wordt weergegeven voor featureclasses</w:t>
       </w:r>
       <w:r>
         <w:rPr>
@@ -355,6 +306,7 @@
         <w:rPr>
           <w:rFonts w:asciiTheme="minorHAnsi" w:hAnsiTheme="minorHAnsi"/>
         </w:rPr>
+        <w:lastRenderedPageBreak/>
         <w:t>Documentatie</w:t>
       </w:r>
     </w:p>
@@ -565,7 +517,7 @@
     <w:p/>
     <w:p/>
     <w:sectPr>
-      <w:pgSz w:w="11906" w:h="16838" w:orient="portrait"/>
+      <w:pgSz w:w="11906" w:h="16838"/>
       <w:pgMar w:top="1440" w:right="1440" w:bottom="1440" w:left="1440" w:header="708" w:footer="708" w:gutter="0"/>
       <w:cols w:space="708"/>
       <w:docGrid w:linePitch="360"/>
@@ -589,7 +541,7 @@
         <w:ind w:left="720" w:hanging="360"/>
       </w:pPr>
       <w:rPr>
-        <w:rFonts w:hint="default" w:ascii="Symbol" w:hAnsi="Symbol"/>
+        <w:rFonts w:ascii="Symbol" w:hAnsi="Symbol" w:hint="default"/>
       </w:rPr>
     </w:lvl>
     <w:lvl w:ilvl="1" w:tplc="8C087C38">
@@ -601,7 +553,7 @@
         <w:ind w:left="1440" w:hanging="360"/>
       </w:pPr>
       <w:rPr>
-        <w:rFonts w:hint="default" w:ascii="Courier New" w:hAnsi="Courier New"/>
+        <w:rFonts w:ascii="Courier New" w:hAnsi="Courier New" w:hint="default"/>
       </w:rPr>
     </w:lvl>
     <w:lvl w:ilvl="2" w:tplc="D2222054">
@@ -613,7 +565,7 @@
         <w:ind w:left="2160" w:hanging="360"/>
       </w:pPr>
       <w:rPr>
-        <w:rFonts w:hint="default" w:ascii="Wingdings" w:hAnsi="Wingdings"/>
+        <w:rFonts w:ascii="Wingdings" w:hAnsi="Wingdings" w:hint="default"/>
       </w:rPr>
     </w:lvl>
     <w:lvl w:ilvl="3" w:tplc="794E4076">
@@ -625,7 +577,7 @@
         <w:ind w:left="2880" w:hanging="360"/>
       </w:pPr>
       <w:rPr>
-        <w:rFonts w:hint="default" w:ascii="Symbol" w:hAnsi="Symbol"/>
+        <w:rFonts w:ascii="Symbol" w:hAnsi="Symbol" w:hint="default"/>
       </w:rPr>
     </w:lvl>
     <w:lvl w:ilvl="4" w:tplc="4766A980">
@@ -637,7 +589,7 @@
         <w:ind w:left="3600" w:hanging="360"/>
       </w:pPr>
       <w:rPr>
-        <w:rFonts w:hint="default" w:ascii="Courier New" w:hAnsi="Courier New"/>
+        <w:rFonts w:ascii="Courier New" w:hAnsi="Courier New" w:hint="default"/>
       </w:rPr>
     </w:lvl>
     <w:lvl w:ilvl="5" w:tplc="0D3C3D08">
@@ -649,7 +601,7 @@
         <w:ind w:left="4320" w:hanging="360"/>
       </w:pPr>
       <w:rPr>
-        <w:rFonts w:hint="default" w:ascii="Wingdings" w:hAnsi="Wingdings"/>
+        <w:rFonts w:ascii="Wingdings" w:hAnsi="Wingdings" w:hint="default"/>
       </w:rPr>
     </w:lvl>
     <w:lvl w:ilvl="6" w:tplc="B7E2DA22">
@@ -661,7 +613,7 @@
         <w:ind w:left="5040" w:hanging="360"/>
       </w:pPr>
       <w:rPr>
-        <w:rFonts w:hint="default" w:ascii="Symbol" w:hAnsi="Symbol"/>
+        <w:rFonts w:ascii="Symbol" w:hAnsi="Symbol" w:hint="default"/>
       </w:rPr>
     </w:lvl>
     <w:lvl w:ilvl="7" w:tplc="011A87B6">
@@ -673,7 +625,7 @@
         <w:ind w:left="5760" w:hanging="360"/>
       </w:pPr>
       <w:rPr>
-        <w:rFonts w:hint="default" w:ascii="Courier New" w:hAnsi="Courier New"/>
+        <w:rFonts w:ascii="Courier New" w:hAnsi="Courier New" w:hint="default"/>
       </w:rPr>
     </w:lvl>
     <w:lvl w:ilvl="8" w:tplc="F51A680A">
@@ -685,7 +637,7 @@
         <w:ind w:left="6480" w:hanging="360"/>
       </w:pPr>
       <w:rPr>
-        <w:rFonts w:hint="default" w:ascii="Wingdings" w:hAnsi="Wingdings"/>
+        <w:rFonts w:ascii="Wingdings" w:hAnsi="Wingdings" w:hint="default"/>
       </w:rPr>
     </w:lvl>
   </w:abstractNum>
@@ -702,7 +654,7 @@
         <w:ind w:left="720" w:hanging="360"/>
       </w:pPr>
       <w:rPr>
-        <w:rFonts w:hint="default" w:ascii="Symbol" w:hAnsi="Symbol"/>
+        <w:rFonts w:ascii="Symbol" w:hAnsi="Symbol" w:hint="default"/>
       </w:rPr>
     </w:lvl>
     <w:lvl w:ilvl="1" w:tplc="9E12A5CC">
@@ -714,7 +666,7 @@
         <w:ind w:left="1440" w:hanging="360"/>
       </w:pPr>
       <w:rPr>
-        <w:rFonts w:hint="default" w:ascii="Courier New" w:hAnsi="Courier New"/>
+        <w:rFonts w:ascii="Courier New" w:hAnsi="Courier New" w:hint="default"/>
       </w:rPr>
     </w:lvl>
     <w:lvl w:ilvl="2" w:tplc="2D941658">
@@ -726,7 +678,7 @@
         <w:ind w:left="2160" w:hanging="360"/>
       </w:pPr>
       <w:rPr>
-        <w:rFonts w:hint="default" w:ascii="Wingdings" w:hAnsi="Wingdings"/>
+        <w:rFonts w:ascii="Wingdings" w:hAnsi="Wingdings" w:hint="default"/>
       </w:rPr>
     </w:lvl>
     <w:lvl w:ilvl="3" w:tplc="82BCFA44">
@@ -738,7 +690,7 @@
         <w:ind w:left="2880" w:hanging="360"/>
       </w:pPr>
       <w:rPr>
-        <w:rFonts w:hint="default" w:ascii="Symbol" w:hAnsi="Symbol"/>
+        <w:rFonts w:ascii="Symbol" w:hAnsi="Symbol" w:hint="default"/>
       </w:rPr>
     </w:lvl>
     <w:lvl w:ilvl="4" w:tplc="965CF464">
@@ -750,7 +702,7 @@
         <w:ind w:left="3600" w:hanging="360"/>
       </w:pPr>
       <w:rPr>
-        <w:rFonts w:hint="default" w:ascii="Courier New" w:hAnsi="Courier New"/>
+        <w:rFonts w:ascii="Courier New" w:hAnsi="Courier New" w:hint="default"/>
       </w:rPr>
     </w:lvl>
     <w:lvl w:ilvl="5" w:tplc="2E480C02">
@@ -762,7 +714,7 @@
         <w:ind w:left="4320" w:hanging="360"/>
       </w:pPr>
       <w:rPr>
-        <w:rFonts w:hint="default" w:ascii="Wingdings" w:hAnsi="Wingdings"/>
+        <w:rFonts w:ascii="Wingdings" w:hAnsi="Wingdings" w:hint="default"/>
       </w:rPr>
     </w:lvl>
     <w:lvl w:ilvl="6" w:tplc="2AF08C24">
@@ -774,7 +726,7 @@
         <w:ind w:left="5040" w:hanging="360"/>
       </w:pPr>
       <w:rPr>
-        <w:rFonts w:hint="default" w:ascii="Symbol" w:hAnsi="Symbol"/>
+        <w:rFonts w:ascii="Symbol" w:hAnsi="Symbol" w:hint="default"/>
       </w:rPr>
     </w:lvl>
     <w:lvl w:ilvl="7" w:tplc="BF781232">
@@ -786,7 +738,7 @@
         <w:ind w:left="5760" w:hanging="360"/>
       </w:pPr>
       <w:rPr>
-        <w:rFonts w:hint="default" w:ascii="Courier New" w:hAnsi="Courier New"/>
+        <w:rFonts w:ascii="Courier New" w:hAnsi="Courier New" w:hint="default"/>
       </w:rPr>
     </w:lvl>
     <w:lvl w:ilvl="8" w:tplc="66ECDFEE">
@@ -798,7 +750,7 @@
         <w:ind w:left="6480" w:hanging="360"/>
       </w:pPr>
       <w:rPr>
-        <w:rFonts w:hint="default" w:ascii="Wingdings" w:hAnsi="Wingdings"/>
+        <w:rFonts w:ascii="Wingdings" w:hAnsi="Wingdings" w:hint="default"/>
       </w:rPr>
     </w:lvl>
   </w:abstractNum>
@@ -816,7 +768,7 @@
   <w:docDefaults>
     <w:rPrDefault>
       <w:rPr>
-        <w:rFonts w:asciiTheme="minorHAnsi" w:hAnsiTheme="minorHAnsi" w:eastAsiaTheme="minorHAnsi" w:cstheme="minorBidi"/>
+        <w:rFonts w:asciiTheme="minorHAnsi" w:eastAsiaTheme="minorHAnsi" w:hAnsiTheme="minorHAnsi" w:cstheme="minorBidi"/>
         <w:sz w:val="24"/>
         <w:szCs w:val="24"/>
         <w:lang w:val="nl-NL" w:eastAsia="en-US" w:bidi="ar-SA"/>
@@ -831,14 +783,14 @@
   <w:latentStyles w:defLockedState="0" w:defUIPriority="99" w:defSemiHidden="0" w:defUnhideWhenUsed="0" w:defQFormat="0" w:count="376">
     <w:lsdException w:name="Normal" w:uiPriority="0" w:qFormat="1"/>
     <w:lsdException w:name="heading 1" w:uiPriority="9" w:qFormat="1"/>
-    <w:lsdException w:name="heading 2" w:uiPriority="9" w:semiHidden="1" w:unhideWhenUsed="1" w:qFormat="1"/>
-    <w:lsdException w:name="heading 3" w:uiPriority="9" w:semiHidden="1" w:unhideWhenUsed="1" w:qFormat="1"/>
-    <w:lsdException w:name="heading 4" w:uiPriority="9" w:semiHidden="1" w:unhideWhenUsed="1" w:qFormat="1"/>
-    <w:lsdException w:name="heading 5" w:uiPriority="9" w:semiHidden="1" w:unhideWhenUsed="1" w:qFormat="1"/>
-    <w:lsdException w:name="heading 6" w:uiPriority="9" w:semiHidden="1" w:unhideWhenUsed="1" w:qFormat="1"/>
-    <w:lsdException w:name="heading 7" w:uiPriority="9" w:semiHidden="1" w:unhideWhenUsed="1" w:qFormat="1"/>
-    <w:lsdException w:name="heading 8" w:uiPriority="9" w:semiHidden="1" w:unhideWhenUsed="1" w:qFormat="1"/>
-    <w:lsdException w:name="heading 9" w:uiPriority="9" w:semiHidden="1" w:unhideWhenUsed="1" w:qFormat="1"/>
+    <w:lsdException w:name="heading 2" w:semiHidden="1" w:uiPriority="9" w:unhideWhenUsed="1" w:qFormat="1"/>
+    <w:lsdException w:name="heading 3" w:semiHidden="1" w:uiPriority="9" w:unhideWhenUsed="1" w:qFormat="1"/>
+    <w:lsdException w:name="heading 4" w:semiHidden="1" w:uiPriority="9" w:unhideWhenUsed="1" w:qFormat="1"/>
+    <w:lsdException w:name="heading 5" w:semiHidden="1" w:uiPriority="9" w:unhideWhenUsed="1" w:qFormat="1"/>
+    <w:lsdException w:name="heading 6" w:semiHidden="1" w:uiPriority="9" w:unhideWhenUsed="1" w:qFormat="1"/>
+    <w:lsdException w:name="heading 7" w:semiHidden="1" w:uiPriority="9" w:unhideWhenUsed="1" w:qFormat="1"/>
+    <w:lsdException w:name="heading 8" w:semiHidden="1" w:uiPriority="9" w:unhideWhenUsed="1" w:qFormat="1"/>
+    <w:lsdException w:name="heading 9" w:semiHidden="1" w:uiPriority="9" w:unhideWhenUsed="1" w:qFormat="1"/>
     <w:lsdException w:name="index 1" w:semiHidden="1" w:unhideWhenUsed="1"/>
     <w:lsdException w:name="index 2" w:semiHidden="1" w:unhideWhenUsed="1"/>
     <w:lsdException w:name="index 3" w:semiHidden="1" w:unhideWhenUsed="1"/>
@@ -848,22 +800,22 @@
     <w:lsdException w:name="index 7" w:semiHidden="1" w:unhideWhenUsed="1"/>
     <w:lsdException w:name="index 8" w:semiHidden="1" w:unhideWhenUsed="1"/>
     <w:lsdException w:name="index 9" w:semiHidden="1" w:unhideWhenUsed="1"/>
-    <w:lsdException w:name="toc 1" w:uiPriority="39" w:semiHidden="1" w:unhideWhenUsed="1"/>
-    <w:lsdException w:name="toc 2" w:uiPriority="39" w:semiHidden="1" w:unhideWhenUsed="1"/>
-    <w:lsdException w:name="toc 3" w:uiPriority="39" w:semiHidden="1" w:unhideWhenUsed="1"/>
-    <w:lsdException w:name="toc 4" w:uiPriority="39" w:semiHidden="1" w:unhideWhenUsed="1"/>
-    <w:lsdException w:name="toc 5" w:uiPriority="39" w:semiHidden="1" w:unhideWhenUsed="1"/>
-    <w:lsdException w:name="toc 6" w:uiPriority="39" w:semiHidden="1" w:unhideWhenUsed="1"/>
-    <w:lsdException w:name="toc 7" w:uiPriority="39" w:semiHidden="1" w:unhideWhenUsed="1"/>
-    <w:lsdException w:name="toc 8" w:uiPriority="39" w:semiHidden="1" w:unhideWhenUsed="1"/>
-    <w:lsdException w:name="toc 9" w:uiPriority="39" w:semiHidden="1" w:unhideWhenUsed="1"/>
+    <w:lsdException w:name="toc 1" w:semiHidden="1" w:uiPriority="39" w:unhideWhenUsed="1"/>
+    <w:lsdException w:name="toc 2" w:semiHidden="1" w:uiPriority="39" w:unhideWhenUsed="1"/>
+    <w:lsdException w:name="toc 3" w:semiHidden="1" w:uiPriority="39" w:unhideWhenUsed="1"/>
+    <w:lsdException w:name="toc 4" w:semiHidden="1" w:uiPriority="39" w:unhideWhenUsed="1"/>
+    <w:lsdException w:name="toc 5" w:semiHidden="1" w:uiPriority="39" w:unhideWhenUsed="1"/>
+    <w:lsdException w:name="toc 6" w:semiHidden="1" w:uiPriority="39" w:unhideWhenUsed="1"/>
+    <w:lsdException w:name="toc 7" w:semiHidden="1" w:uiPriority="39" w:unhideWhenUsed="1"/>
+    <w:lsdException w:name="toc 8" w:semiHidden="1" w:uiPriority="39" w:unhideWhenUsed="1"/>
+    <w:lsdException w:name="toc 9" w:semiHidden="1" w:uiPriority="39" w:unhideWhenUsed="1"/>
     <w:lsdException w:name="Normal Indent" w:semiHidden="1" w:unhideWhenUsed="1"/>
     <w:lsdException w:name="footnote text" w:semiHidden="1" w:unhideWhenUsed="1"/>
     <w:lsdException w:name="annotation text" w:semiHidden="1" w:unhideWhenUsed="1"/>
     <w:lsdException w:name="header" w:semiHidden="1" w:unhideWhenUsed="1"/>
     <w:lsdException w:name="footer" w:semiHidden="1" w:unhideWhenUsed="1"/>
     <w:lsdException w:name="index heading" w:semiHidden="1" w:unhideWhenUsed="1"/>
-    <w:lsdException w:name="caption" w:uiPriority="35" w:semiHidden="1" w:unhideWhenUsed="1" w:qFormat="1"/>
+    <w:lsdException w:name="caption" w:semiHidden="1" w:uiPriority="35" w:unhideWhenUsed="1" w:qFormat="1"/>
     <w:lsdException w:name="table of figures" w:semiHidden="1" w:unhideWhenUsed="1"/>
     <w:lsdException w:name="envelope address" w:semiHidden="1" w:unhideWhenUsed="1"/>
     <w:lsdException w:name="envelope return" w:semiHidden="1" w:unhideWhenUsed="1"/>
@@ -894,7 +846,7 @@
     <w:lsdException w:name="Title" w:uiPriority="10" w:qFormat="1"/>
     <w:lsdException w:name="Closing" w:semiHidden="1" w:unhideWhenUsed="1"/>
     <w:lsdException w:name="Signature" w:semiHidden="1" w:unhideWhenUsed="1"/>
-    <w:lsdException w:name="Default Paragraph Font" w:uiPriority="1" w:semiHidden="1" w:unhideWhenUsed="1"/>
+    <w:lsdException w:name="Default Paragraph Font" w:semiHidden="1" w:uiPriority="1" w:unhideWhenUsed="1"/>
     <w:lsdException w:name="Body Text" w:semiHidden="1" w:unhideWhenUsed="1"/>
     <w:lsdException w:name="Body Text Indent" w:semiHidden="1" w:unhideWhenUsed="1"/>
     <w:lsdException w:name="List Continue" w:semiHidden="1" w:unhideWhenUsed="1"/>
@@ -1094,8 +1046,8 @@
     <w:lsdException w:name="Subtle Reference" w:uiPriority="31" w:qFormat="1"/>
     <w:lsdException w:name="Intense Reference" w:uiPriority="32" w:qFormat="1"/>
     <w:lsdException w:name="Book Title" w:uiPriority="33" w:qFormat="1"/>
-    <w:lsdException w:name="Bibliography" w:uiPriority="37" w:semiHidden="1" w:unhideWhenUsed="1"/>
-    <w:lsdException w:name="TOC Heading" w:uiPriority="39" w:semiHidden="1" w:unhideWhenUsed="1" w:qFormat="1"/>
+    <w:lsdException w:name="Bibliography" w:semiHidden="1" w:uiPriority="37" w:unhideWhenUsed="1"/>
+    <w:lsdException w:name="TOC Heading" w:semiHidden="1" w:uiPriority="39" w:unhideWhenUsed="1" w:qFormat="1"/>
     <w:lsdException w:name="Plain Table 1" w:uiPriority="41"/>
     <w:lsdException w:name="Plain Table 2" w:uiPriority="42"/>
     <w:lsdException w:name="Plain Table 3" w:uiPriority="43"/>
@@ -1206,7 +1158,7 @@
     <w:lsdException w:name="Unresolved Mention" w:semiHidden="1" w:unhideWhenUsed="1"/>
     <w:lsdException w:name="Smart Link" w:semiHidden="1" w:unhideWhenUsed="1"/>
   </w:latentStyles>
-  <w:style w:type="paragraph" w:styleId="Standaard" w:default="1">
+  <w:style w:type="paragraph" w:default="1" w:styleId="Standaard">
     <w:name w:val="Normal"/>
     <w:qFormat/>
   </w:style>
@@ -1224,7 +1176,7 @@
       <w:outlineLvl w:val="0"/>
     </w:pPr>
     <w:rPr>
-      <w:rFonts w:asciiTheme="majorHAnsi" w:hAnsiTheme="majorHAnsi" w:eastAsiaTheme="majorEastAsia" w:cstheme="majorBidi"/>
+      <w:rFonts w:asciiTheme="majorHAnsi" w:eastAsiaTheme="majorEastAsia" w:hAnsiTheme="majorHAnsi" w:cstheme="majorBidi"/>
       <w:color w:val="0F4761" w:themeColor="accent1" w:themeShade="BF"/>
       <w:sz w:val="40"/>
       <w:szCs w:val="40"/>
@@ -1245,19 +1197,19 @@
       <w:outlineLvl w:val="1"/>
     </w:pPr>
     <w:rPr>
-      <w:rFonts w:asciiTheme="majorHAnsi" w:hAnsiTheme="majorHAnsi" w:eastAsiaTheme="majorEastAsia" w:cstheme="majorBidi"/>
+      <w:rFonts w:asciiTheme="majorHAnsi" w:eastAsiaTheme="majorEastAsia" w:hAnsiTheme="majorHAnsi" w:cstheme="majorBidi"/>
       <w:color w:val="0F4761" w:themeColor="accent1" w:themeShade="BF"/>
       <w:sz w:val="32"/>
       <w:szCs w:val="32"/>
     </w:rPr>
   </w:style>
-  <w:style w:type="character" w:styleId="Standaardalinea-lettertype" w:default="1">
+  <w:style w:type="character" w:default="1" w:styleId="Standaardalinea-lettertype">
     <w:name w:val="Default Paragraph Font"/>
     <w:uiPriority w:val="1"/>
     <w:semiHidden/>
     <w:unhideWhenUsed/>
   </w:style>
-  <w:style w:type="table" w:styleId="Standaardtabel" w:default="1">
+  <w:style w:type="table" w:default="1" w:styleId="Standaardtabel">
     <w:name w:val="Normal Table"/>
     <w:uiPriority w:val="99"/>
     <w:semiHidden/>
@@ -1272,7 +1224,7 @@
       </w:tblCellMar>
     </w:tblPr>
   </w:style>
-  <w:style w:type="numbering" w:styleId="Geenlijst" w:default="1">
+  <w:style w:type="numbering" w:default="1" w:styleId="Geenlijst">
     <w:name w:val="No List"/>
     <w:uiPriority w:val="99"/>
     <w:semiHidden/>
@@ -1290,7 +1242,7 @@
       <w:contextualSpacing/>
     </w:pPr>
     <w:rPr>
-      <w:rFonts w:asciiTheme="majorHAnsi" w:hAnsiTheme="majorHAnsi" w:eastAsiaTheme="majorEastAsia" w:cstheme="majorBidi"/>
+      <w:rFonts w:asciiTheme="majorHAnsi" w:eastAsiaTheme="majorEastAsia" w:hAnsiTheme="majorHAnsi" w:cstheme="majorBidi"/>
       <w:sz w:val="56"/>
       <w:szCs w:val="56"/>
     </w:rPr>
@@ -1333,7 +1285,7 @@
 </file>
 
 <file path=word/theme/theme1.xml><?xml version="1.0" encoding="utf-8"?>
-<a:theme xmlns:a="http://schemas.openxmlformats.org/drawingml/2006/main" xmlns:thm15="http://schemas.microsoft.com/office/thememl/2012/main" name="Office Theme">
+<a:theme xmlns:a="http://schemas.openxmlformats.org/drawingml/2006/main" name="Office Theme">
   <a:themeElements>
     <a:clrScheme name="Office">
       <a:dk1>
@@ -1595,7 +1547,11 @@
 
 <file path=customXml/item1.xml><?xml version="1.0" encoding="utf-8"?>
 <?mso-contentType ?>
-<SharedContentType xmlns="Microsoft.SharePoint.Taxonomy.ContentTypeSync" SourceId="2137f917-9df2-4fce-b447-1341bd3a5c8c" ContentTypeId="0x0101006261D5E71047644AB60DEC2636D6DD73" PreviousValue="false"/>
+<FormTemplates xmlns="http://schemas.microsoft.com/sharepoint/v3/contenttype/forms">
+  <Display>DocumentLibraryForm</Display>
+  <Edit>DocumentLibraryForm</Edit>
+  <New>DocumentLibraryForm</New>
+</FormTemplates>
 </file>
 
 <file path=customXml/item2.xml><?xml version="1.0" encoding="utf-8"?>
@@ -1687,14 +1643,60 @@
 
 <file path=customXml/item3.xml><?xml version="1.0" encoding="utf-8"?>
 <?mso-contentType ?>
-<FormTemplates xmlns="http://schemas.microsoft.com/sharepoint/v3/contenttype/forms">
-  <Display>DocumentLibraryForm</Display>
-  <Edit>DocumentLibraryForm</Edit>
-  <New>DocumentLibraryForm</New>
-</FormTemplates>
+<SharedContentType xmlns="Microsoft.SharePoint.Taxonomy.ContentTypeSync" SourceId="2137f917-9df2-4fce-b447-1341bd3a5c8c" ContentTypeId="0x0101006261D5E71047644AB60DEC2636D6DD73" PreviousValue="false"/>
 </file>
 
 <file path=customXml/item4.xml><?xml version="1.0" encoding="utf-8"?>
+<?mso-contentType ?>
+<spe:Receivers xmlns:spe="http://schemas.microsoft.com/sharepoint/events">
+  <Receiver>
+    <Name>Document ID Generator</Name>
+    <Synchronization>Synchronous</Synchronization>
+    <Type>10001</Type>
+    <SequenceNumber>1000</SequenceNumber>
+    <Url/>
+    <Assembly>Microsoft.Office.DocumentManagement, Version=16.0.0.0, Culture=neutral, PublicKeyToken=71e9bce111e9429c</Assembly>
+    <Class>Microsoft.Office.DocumentManagement.Internal.DocIdHandler</Class>
+    <Data/>
+    <Filter/>
+  </Receiver>
+  <Receiver>
+    <Name>Document ID Generator</Name>
+    <Synchronization>Synchronous</Synchronization>
+    <Type>10002</Type>
+    <SequenceNumber>1001</SequenceNumber>
+    <Url/>
+    <Assembly>Microsoft.Office.DocumentManagement, Version=16.0.0.0, Culture=neutral, PublicKeyToken=71e9bce111e9429c</Assembly>
+    <Class>Microsoft.Office.DocumentManagement.Internal.DocIdHandler</Class>
+    <Data/>
+    <Filter/>
+  </Receiver>
+  <Receiver>
+    <Name>Document ID Generator</Name>
+    <Synchronization>Synchronous</Synchronization>
+    <Type>10004</Type>
+    <SequenceNumber>1002</SequenceNumber>
+    <Url/>
+    <Assembly>Microsoft.Office.DocumentManagement, Version=16.0.0.0, Culture=neutral, PublicKeyToken=71e9bce111e9429c</Assembly>
+    <Class>Microsoft.Office.DocumentManagement.Internal.DocIdHandler</Class>
+    <Data/>
+    <Filter/>
+  </Receiver>
+  <Receiver>
+    <Name>Document ID Generator</Name>
+    <Synchronization>Synchronous</Synchronization>
+    <Type>10006</Type>
+    <SequenceNumber>1003</SequenceNumber>
+    <Url/>
+    <Assembly>Microsoft.Office.DocumentManagement, Version=16.0.0.0, Culture=neutral, PublicKeyToken=71e9bce111e9429c</Assembly>
+    <Class>Microsoft.Office.DocumentManagement.Internal.DocIdHandler</Class>
+    <Data/>
+    <Filter/>
+  </Receiver>
+</spe:Receivers>
+</file>
+
+<file path=customXml/item5.xml><?xml version="1.0" encoding="utf-8"?>
 <ct:contentTypeSchema xmlns:ct="http://schemas.microsoft.com/office/2006/metadata/contentType" xmlns:ma="http://schemas.microsoft.com/office/2006/metadata/properties/metaAttributes" ct:_="" ma:_="" ma:contentTypeName="Word bestand" ma:contentTypeID="0x0101006261D5E71047644AB60DEC2636D6DD7300FFC26B448E746B41B5A8C8BE8BEA6F77" ma:contentTypeVersion="468" ma:contentTypeDescription="" ma:contentTypeScope="" ma:versionID="124c0967c9350cefdc7c4a7f025305e7">
   <xsd:schema xmlns:xsd="http://www.w3.org/2001/XMLSchema" xmlns:xs="http://www.w3.org/2001/XMLSchema" xmlns:p="http://schemas.microsoft.com/office/2006/metadata/properties" xmlns:ns1="http://schemas.microsoft.com/sharepoint/v3" xmlns:ns2="b651a5c8-18d1-4676-949b-b33c2c763b6d" xmlns:ns3="c82b6fc5-cb4b-49ce-9392-588340e87e0a" xmlns:ns4="6daa60e2-bd58-4dcb-97ac-d16bd0a0cc7d" xmlns:ns5="d7a187d9-a854-4467-9103-8adc49ee9a7f" targetNamespace="http://schemas.microsoft.com/office/2006/metadata/properties" ma:root="true" ma:fieldsID="545a15f20e7997f01ec3fd1bb787eb25" ns1:_="" ns2:_="" ns3:_="" ns4:_="" ns5:_="">
     <xsd:import namespace="http://schemas.microsoft.com/sharepoint/v3"/>
@@ -2382,60 +2384,10 @@
 </ct:contentTypeSchema>
 </file>
 
-<file path=customXml/item5.xml><?xml version="1.0" encoding="utf-8"?>
-<?mso-contentType ?>
-<spe:Receivers xmlns:spe="http://schemas.microsoft.com/sharepoint/events">
-  <Receiver>
-    <Name>Document ID Generator</Name>
-    <Synchronization>Synchronous</Synchronization>
-    <Type>10001</Type>
-    <SequenceNumber>1000</SequenceNumber>
-    <Url/>
-    <Assembly>Microsoft.Office.DocumentManagement, Version=16.0.0.0, Culture=neutral, PublicKeyToken=71e9bce111e9429c</Assembly>
-    <Class>Microsoft.Office.DocumentManagement.Internal.DocIdHandler</Class>
-    <Data/>
-    <Filter/>
-  </Receiver>
-  <Receiver>
-    <Name>Document ID Generator</Name>
-    <Synchronization>Synchronous</Synchronization>
-    <Type>10002</Type>
-    <SequenceNumber>1001</SequenceNumber>
-    <Url/>
-    <Assembly>Microsoft.Office.DocumentManagement, Version=16.0.0.0, Culture=neutral, PublicKeyToken=71e9bce111e9429c</Assembly>
-    <Class>Microsoft.Office.DocumentManagement.Internal.DocIdHandler</Class>
-    <Data/>
-    <Filter/>
-  </Receiver>
-  <Receiver>
-    <Name>Document ID Generator</Name>
-    <Synchronization>Synchronous</Synchronization>
-    <Type>10004</Type>
-    <SequenceNumber>1002</SequenceNumber>
-    <Url/>
-    <Assembly>Microsoft.Office.DocumentManagement, Version=16.0.0.0, Culture=neutral, PublicKeyToken=71e9bce111e9429c</Assembly>
-    <Class>Microsoft.Office.DocumentManagement.Internal.DocIdHandler</Class>
-    <Data/>
-    <Filter/>
-  </Receiver>
-  <Receiver>
-    <Name>Document ID Generator</Name>
-    <Synchronization>Synchronous</Synchronization>
-    <Type>10006</Type>
-    <SequenceNumber>1003</SequenceNumber>
-    <Url/>
-    <Assembly>Microsoft.Office.DocumentManagement, Version=16.0.0.0, Culture=neutral, PublicKeyToken=71e9bce111e9429c</Assembly>
-    <Class>Microsoft.Office.DocumentManagement.Internal.DocIdHandler</Class>
-    <Data/>
-    <Filter/>
-  </Receiver>
-</spe:Receivers>
-</file>
-
 <file path=customXml/itemProps1.xml><?xml version="1.0" encoding="utf-8"?>
-<ds:datastoreItem xmlns:ds="http://schemas.openxmlformats.org/officeDocument/2006/customXml" ds:itemID="{8020567D-E463-4A03-A5FE-C6BB00DBCEB9}">
+<ds:datastoreItem xmlns:ds="http://schemas.openxmlformats.org/officeDocument/2006/customXml" ds:itemID="{4D94B5C3-F937-444B-ACAC-09F0960EED22}">
   <ds:schemaRefs>
-    <ds:schemaRef ds:uri="Microsoft.SharePoint.Taxonomy.ContentTypeSync"/>
+    <ds:schemaRef ds:uri="http://schemas.microsoft.com/sharepoint/v3/contenttype/forms"/>
   </ds:schemaRefs>
 </ds:datastoreItem>
 </file>
@@ -2453,14 +2405,22 @@
 </file>
 
 <file path=customXml/itemProps3.xml><?xml version="1.0" encoding="utf-8"?>
-<ds:datastoreItem xmlns:ds="http://schemas.openxmlformats.org/officeDocument/2006/customXml" ds:itemID="{4D94B5C3-F937-444B-ACAC-09F0960EED22}">
+<ds:datastoreItem xmlns:ds="http://schemas.openxmlformats.org/officeDocument/2006/customXml" ds:itemID="{8020567D-E463-4A03-A5FE-C6BB00DBCEB9}">
   <ds:schemaRefs>
-    <ds:schemaRef ds:uri="http://schemas.microsoft.com/sharepoint/v3/contenttype/forms"/>
+    <ds:schemaRef ds:uri="Microsoft.SharePoint.Taxonomy.ContentTypeSync"/>
   </ds:schemaRefs>
 </ds:datastoreItem>
 </file>
 
 <file path=customXml/itemProps4.xml><?xml version="1.0" encoding="utf-8"?>
+<ds:datastoreItem xmlns:ds="http://schemas.openxmlformats.org/officeDocument/2006/customXml" ds:itemID="{44747F3C-7606-4BB9-B78D-0F665C4C7887}">
+  <ds:schemaRefs>
+    <ds:schemaRef ds:uri="http://schemas.microsoft.com/sharepoint/events"/>
+  </ds:schemaRefs>
+</ds:datastoreItem>
+</file>
+
+<file path=customXml/itemProps5.xml><?xml version="1.0" encoding="utf-8"?>
 <ds:datastoreItem xmlns:ds="http://schemas.openxmlformats.org/officeDocument/2006/customXml" ds:itemID="{ED1FB495-DC77-401A-83A2-97EB05AD9A65}">
   <ds:schemaRefs>
     <ds:schemaRef ds:uri="http://schemas.microsoft.com/office/2006/metadata/contentType"/>
@@ -2482,14 +2442,6 @@
 </ds:datastoreItem>
 </file>
 
-<file path=customXml/itemProps5.xml><?xml version="1.0" encoding="utf-8"?>
-<ds:datastoreItem xmlns:ds="http://schemas.openxmlformats.org/officeDocument/2006/customXml" ds:itemID="{44747F3C-7606-4BB9-B78D-0F665C4C7887}">
-  <ds:schemaRefs>
-    <ds:schemaRef ds:uri="http://schemas.microsoft.com/sharepoint/events"/>
-  </ds:schemaRefs>
-</ds:datastoreItem>
-</file>
-
 <file path=docMetadata/LabelInfo.xml><?xml version="1.0" encoding="utf-8"?>
 <clbl:labelList xmlns:clbl="http://schemas.microsoft.com/office/2020/mipLabelMetadata">
   <clbl:label id="{5b4b5705-b4ff-46b5-8261-fc5f5f46f4b9}" enabled="1" method="Standard" siteId="{49f943ef-3ce2-42d2-b529-ea37741a617b}" removed="0"/>
